--- a/Законопроекты/Законопроекты 252 (прилегающая территория SANG)/ACT.252.Приложение № 1 к Уголовному кодексу (прилегающая территория SANG).docx
+++ b/Законопроекты/Законопроекты 252 (прилегающая территория SANG)/ACT.252.Приложение № 1 к Уголовному кодексу (прилегающая территория SANG).docx
@@ -174,7 +174,7 @@
           <w:sz w:val="24"/>
           <w:szCs w:val="24"/>
         </w:rPr>
-        <w:t>Настоящий законопроект устраняет коллизию в регулировании прилегающей территории военной базы Форт Занкудо. Пункт «а» статьи 4 Приложения устанавливает, что прилегающая территория является территорией свободного посещения, а требовать её покинуть можно только при фиксации нарушений Уголовного законодательства. Однако статья 6 Приложения допускает нахождение на прилегающих территориях лишь при наличии законной цели визита и позволяет представителю организации требовать покинуть территорию, статья 2 относит трудоустройство и запись на курс молодого бойца к перечню целей визита в SANG и разрешает требовать покинуть территорию при несоответствии цели, а статья 7 позволяет требовать назвать причину пребывания. В совокупности эти нормы позволяют трактовать прилегающую территорию Форта Занкудо как объект, доступный только при наличии цели визита, и выдворять посетителей при её отсутствии, что противоречит пункту «а» статьи 4. Законопроект закрепляет в пункте «а» статьи 4, что нахождение на прилегающей территории не требует цели визита, пропуска или служебной необходимости и что отсутствие цели визита не является основанием для выдворения; выводит прилегающую территорию Форта Занкудо из-под действия общего правила статьи 6 и её примечания; заменяет абзац «SANG» перечня целей визита указанием на свободный характер территории и ограничивает действие примечания 1 статьи 2; уточняет статью 7, сохраняя за сотрудниками право проверки документов. Одновременно устраняется повтор слова в абзаце о доступе на прилегающие территории и нарушение согласования в примечании 1 статьи 2. Режим доступа за линиями Контрольно-пропускных пунктов, полномочия военнослужащих при пресечении правонарушений и объём охраняемых объектов не изменяются.</w:t>
+        <w:t>Настоящий законопроект устраняет коллизию в режиме прилегающей территории военной базы Форт Занкудо. Пункт «а» статьи 4 Приложения объявляет её территорией свободного посещения, однако статья 6 требует для прилегающих территорий законной цели визита и позволяет представителю организации требовать покинуть территорию, а статья 2 относит трудоустройство и запись на курс молодого бойца к целям визита в SANG и разрешает выдворение при несоответствии цели. В результате посетителя можно выдворить, хотя нарушения он не совершал. Законопроект закрепляет за прилегающей территорией свободный режим, исключает применение к ней статей 2 и 6 и заменяет основание для выдворения: вместо нарушения Уголовного законодательства — любое нарушение законодательства штата, в том числе общественного порядка. Полномочия распределены так: свободное нахождение и проверка документов — без ограничений, требование покинуть территорию — только при нарушении; за линиями Контрольно-пропускных пунктов сохраняется режим доступа, установленный статьёй 4. Одновременно устраняется нарушение согласования в примечании 1 статьи 2.</w:t>
       </w:r>
     </w:p>
     <w:p>
@@ -313,26 +313,7 @@
                 <w:sz w:val="24"/>
                 <w:szCs w:val="24"/>
               </w:rPr>
-              <w:t xml:space="preserve">- SANG- </w:t>
-            </w:r>
-            <w:r>
-              <w:rPr>
-                <w:rFonts w:ascii="Times New Roman" w:hAnsi="Times New Roman" w:eastAsia="Times New Roman" w:cs="Times New Roman"/>
-                <w:color w:val="333333"/>
-                <w:sz w:val="24"/>
-                <w:szCs w:val="24"/>
-                <w:shd w:val="clear" w:color="auto" w:fill="F4CCCC"/>
-              </w:rPr>
-              <w:t xml:space="preserve">трудоустройство, </w:t>
-            </w:r>
-            <w:r>
-              <w:rPr>
-                <w:rFonts w:ascii="Times New Roman" w:hAnsi="Times New Roman" w:eastAsia="Times New Roman" w:cs="Times New Roman"/>
-                <w:color w:val="333333"/>
-                <w:sz w:val="24"/>
-                <w:szCs w:val="24"/>
-              </w:rPr>
-              <w:t xml:space="preserve">запись на курс молодого </w:t>
+              <w:t xml:space="preserve">- SANG- трудоустройство, запись на курс молодого </w:t>
             </w:r>
             <w:r>
               <w:rPr>
@@ -386,7 +367,7 @@
                 <w:sz w:val="24"/>
                 <w:szCs w:val="24"/>
               </w:rPr>
-              <w:t xml:space="preserve">- SANG- </w:t>
+              <w:t xml:space="preserve">- SANG- трудоустройство, запись на курс молодого </w:t>
             </w:r>
             <w:r>
               <w:rPr>
@@ -396,26 +377,7 @@
                 <w:szCs w:val="24"/>
                 <w:shd w:val="clear" w:color="auto" w:fill="D9EAD3"/>
               </w:rPr>
-              <w:t xml:space="preserve">прилегающая территория Форта Занкудо является территорией свободного посещения и не ограничена целями визита; трудоустройство и </w:t>
-            </w:r>
-            <w:r>
-              <w:rPr>
-                <w:rFonts w:ascii="Times New Roman" w:hAnsi="Times New Roman" w:eastAsia="Times New Roman" w:cs="Times New Roman"/>
-                <w:color w:val="333333"/>
-                <w:sz w:val="24"/>
-                <w:szCs w:val="24"/>
-              </w:rPr>
-              <w:t xml:space="preserve">запись на курс молодого </w:t>
-            </w:r>
-            <w:r>
-              <w:rPr>
-                <w:rFonts w:ascii="Times New Roman" w:hAnsi="Times New Roman" w:eastAsia="Times New Roman" w:cs="Times New Roman"/>
-                <w:color w:val="333333"/>
-                <w:sz w:val="24"/>
-                <w:szCs w:val="24"/>
-                <w:shd w:val="clear" w:color="auto" w:fill="D9EAD3"/>
-              </w:rPr>
-              <w:t xml:space="preserve">бойца осуществляются на Контрольно-пропускных пунктах.</w:t>
+              <w:t xml:space="preserve">бойца; прилегающая территория Форта Занкудо является территорией свободного посещения.</w:t>
             </w:r>
           </w:p>
         </w:tc>
@@ -601,7 +563,7 @@
                 <w:szCs w:val="24"/>
                 <w:shd w:val="clear" w:color="auto" w:fill="D9EAD3"/>
               </w:rPr>
-              <w:t xml:space="preserve">правилам. Настоящее примечание не применяется к прилегающей территории Форта Занкудо, доступ на которую является свободным в соответствии с пунктом «а» статьи 4 настоящего Приложения.</w:t>
+              <w:t xml:space="preserve">правилам. Настоящее примечание не применяется к прилегающей территории Форта Занкудо.</w:t>
             </w:r>
           </w:p>
         </w:tc>
@@ -685,7 +647,26 @@
                 <w:sz w:val="24"/>
                 <w:szCs w:val="24"/>
               </w:rPr>
-              <w:t xml:space="preserve">Однако в случае фиксации нарушений действующего Уголовного законодательства штата, военнослужащие национальной гвардии (а также иные уполномоченные сотрудники правопорядка) имеют право потребовать от лица немедленно покинуть прилегающую </w:t>
+              <w:t xml:space="preserve">Однако в случае </w:t>
+            </w:r>
+            <w:r>
+              <w:rPr>
+                <w:rFonts w:ascii="Times New Roman" w:hAnsi="Times New Roman" w:eastAsia="Times New Roman" w:cs="Times New Roman"/>
+                <w:color w:val="333333"/>
+                <w:sz w:val="24"/>
+                <w:szCs w:val="24"/>
+                <w:shd w:val="clear" w:color="auto" w:fill="F4CCCC"/>
+              </w:rPr>
+              <w:t xml:space="preserve">фиксации нарушений действующего Уголовного </w:t>
+            </w:r>
+            <w:r>
+              <w:rPr>
+                <w:rFonts w:ascii="Times New Roman" w:hAnsi="Times New Roman" w:eastAsia="Times New Roman" w:cs="Times New Roman"/>
+                <w:color w:val="333333"/>
+                <w:sz w:val="24"/>
+                <w:szCs w:val="24"/>
+              </w:rPr>
+              <w:t xml:space="preserve">законодательства штата, военнослужащие национальной гвардии (а также иные уполномоченные сотрудники правопорядка) имеют право потребовать от лица немедленно покинуть прилегающую </w:t>
             </w:r>
             <w:r>
               <w:rPr>
@@ -768,16 +749,54 @@
                 <w:szCs w:val="24"/>
                 <w:shd w:val="clear" w:color="auto" w:fill="D9EAD3"/>
               </w:rPr>
-              <w:t xml:space="preserve">пунктов) независимо от цели визита, наличия пропуска и служебной необходимости, в том числе в целях трудоустройства и записи на курс молодого бойца. Отсутствие цели визита, отказ назвать цель визита, отсутствие пропуска, а равно нахождение на прилегающей территории без служебной необходимости не являются основанием для требования покинуть прилегающую территорию. </w:t>
-            </w:r>
-            <w:r>
-              <w:rPr>
-                <w:rFonts w:ascii="Times New Roman" w:hAnsi="Times New Roman" w:eastAsia="Times New Roman" w:cs="Times New Roman"/>
-                <w:color w:val="333333"/>
-                <w:sz w:val="24"/>
-                <w:szCs w:val="24"/>
-              </w:rPr>
-              <w:t xml:space="preserve">Однако в случае фиксации нарушений действующего Уголовного законодательства штата, военнослужащие национальной гвардии (а также иные уполномоченные сотрудники правопорядка) имеют право потребовать от лица немедленно покинуть прилегающую </w:t>
+              <w:t xml:space="preserve">пунктов) независимо от цели визита, наличия пропуска и служебной необходимости. Отсутствие цели визита, отказ назвать цель визита и отсутствие пропуска не являются основанием для требования покинуть прилегающую территорию. </w:t>
+            </w:r>
+            <w:r>
+              <w:rPr>
+                <w:rFonts w:ascii="Times New Roman" w:hAnsi="Times New Roman" w:eastAsia="Times New Roman" w:cs="Times New Roman"/>
+                <w:color w:val="333333"/>
+                <w:sz w:val="24"/>
+                <w:szCs w:val="24"/>
+              </w:rPr>
+              <w:t xml:space="preserve">Однако в случае </w:t>
+            </w:r>
+            <w:r>
+              <w:rPr>
+                <w:rFonts w:ascii="Times New Roman" w:hAnsi="Times New Roman" w:eastAsia="Times New Roman" w:cs="Times New Roman"/>
+                <w:color w:val="333333"/>
+                <w:sz w:val="24"/>
+                <w:szCs w:val="24"/>
+                <w:shd w:val="clear" w:color="auto" w:fill="D9EAD3"/>
+              </w:rPr>
+              <w:t xml:space="preserve">нарушения лицом </w:t>
+            </w:r>
+            <w:r>
+              <w:rPr>
+                <w:rFonts w:ascii="Times New Roman" w:hAnsi="Times New Roman" w:eastAsia="Times New Roman" w:cs="Times New Roman"/>
+                <w:color w:val="333333"/>
+                <w:sz w:val="24"/>
+                <w:szCs w:val="24"/>
+              </w:rPr>
+              <w:t xml:space="preserve">законодательства штата, </w:t>
+            </w:r>
+            <w:r>
+              <w:rPr>
+                <w:rFonts w:ascii="Times New Roman" w:hAnsi="Times New Roman" w:eastAsia="Times New Roman" w:cs="Times New Roman"/>
+                <w:color w:val="333333"/>
+                <w:sz w:val="24"/>
+                <w:szCs w:val="24"/>
+                <w:shd w:val="clear" w:color="auto" w:fill="D9EAD3"/>
+              </w:rPr>
+              <w:t xml:space="preserve">в том числе общественного порядка, </w:t>
+            </w:r>
+            <w:r>
+              <w:rPr>
+                <w:rFonts w:ascii="Times New Roman" w:hAnsi="Times New Roman" w:eastAsia="Times New Roman" w:cs="Times New Roman"/>
+                <w:color w:val="333333"/>
+                <w:sz w:val="24"/>
+                <w:szCs w:val="24"/>
+              </w:rPr>
+              <w:t xml:space="preserve">военнослужащие национальной гвардии (а также иные уполномоченные сотрудники правопорядка) имеют право потребовать от лица немедленно покинуть прилегающую </w:t>
             </w:r>
             <w:r>
               <w:rPr>
@@ -817,7 +836,7 @@
                 <w:sz w:val="24"/>
                 <w:szCs w:val="24"/>
               </w:rPr>
-              <w:t xml:space="preserve">Статья 6. Визуализация, абзац о доступе на прилегающие территории</w:t>
+              <w:t xml:space="preserve">Статья 6. Визуализация, примечание</w:t>
             </w:r>
           </w:p>
           <w:p>
@@ -833,7 +852,7 @@
                 <w:sz w:val="24"/>
                 <w:szCs w:val="24"/>
               </w:rPr>
-              <w:t xml:space="preserve">На прилегающих территориях к государственным объектам, выделенных белым </w:t>
+              <w:t xml:space="preserve">Примечание: в случаях нарушения действующего законодательства на прилегающих территориях к государственным объектам, по требованию уполномоченного сотрудника (представителя организации, за которой закреплена территория) лицо обязуется покинуть данную </w:t>
             </w:r>
             <w:r>
               <w:rPr>
@@ -843,45 +862,7 @@
                 <w:szCs w:val="24"/>
                 <w:shd w:val="clear" w:color="auto" w:fill="F4CCCC"/>
               </w:rPr>
-              <w:t xml:space="preserve">цветом </w:t>
-            </w:r>
-            <w:r>
-              <w:rPr>
-                <w:rFonts w:ascii="Times New Roman" w:hAnsi="Times New Roman" w:eastAsia="Times New Roman" w:cs="Times New Roman"/>
-                <w:color w:val="333333"/>
-                <w:sz w:val="24"/>
-                <w:szCs w:val="24"/>
-              </w:rPr>
-              <w:t xml:space="preserve">обеспечивается доступ всем гражданам, имеющим </w:t>
-            </w:r>
-            <w:r>
-              <w:rPr>
-                <w:rFonts w:ascii="Times New Roman" w:hAnsi="Times New Roman" w:eastAsia="Times New Roman" w:cs="Times New Roman"/>
-                <w:color w:val="333333"/>
-                <w:sz w:val="24"/>
-                <w:szCs w:val="24"/>
-                <w:shd w:val="clear" w:color="auto" w:fill="F4CCCC"/>
-              </w:rPr>
-              <w:t xml:space="preserve">цель </w:t>
-            </w:r>
-            <w:r>
-              <w:rPr>
-                <w:rFonts w:ascii="Times New Roman" w:hAnsi="Times New Roman" w:eastAsia="Times New Roman" w:cs="Times New Roman"/>
-                <w:color w:val="333333"/>
-                <w:sz w:val="24"/>
-                <w:szCs w:val="24"/>
-              </w:rPr>
-              <w:t xml:space="preserve">законную цель </w:t>
-            </w:r>
-            <w:r>
-              <w:rPr>
-                <w:rFonts w:ascii="Times New Roman" w:hAnsi="Times New Roman" w:eastAsia="Times New Roman" w:cs="Times New Roman"/>
-                <w:color w:val="333333"/>
-                <w:sz w:val="24"/>
-                <w:szCs w:val="24"/>
-                <w:shd w:val="clear" w:color="auto" w:fill="F4CCCC"/>
-              </w:rPr>
-              <w:t xml:space="preserve">визита.</w:t>
+              <w:t xml:space="preserve">территорию.</w:t>
             </w:r>
           </w:p>
         </w:tc>
@@ -909,7 +890,7 @@
                 <w:sz w:val="24"/>
                 <w:szCs w:val="24"/>
               </w:rPr>
-              <w:t xml:space="preserve">Статья 6. Визуализация, абзац о доступе на прилегающие территории</w:t>
+              <w:t xml:space="preserve">Статья 6. Визуализация, примечание</w:t>
             </w:r>
           </w:p>
           <w:p>
@@ -925,7 +906,7 @@
                 <w:sz w:val="24"/>
                 <w:szCs w:val="24"/>
               </w:rPr>
-              <w:t xml:space="preserve">На прилегающих территориях к государственным объектам, выделенных белым </w:t>
+              <w:t xml:space="preserve">Примечание: в случаях нарушения действующего законодательства на прилегающих территориях к государственным объектам, по требованию уполномоченного сотрудника (представителя организации, за которой закреплена территория) лицо обязуется покинуть данную </w:t>
             </w:r>
             <w:r>
               <w:rPr>
@@ -935,284 +916,7 @@
                 <w:szCs w:val="24"/>
                 <w:shd w:val="clear" w:color="auto" w:fill="D9EAD3"/>
               </w:rPr>
-              <w:t xml:space="preserve">цветом, </w:t>
-            </w:r>
-            <w:r>
-              <w:rPr>
-                <w:rFonts w:ascii="Times New Roman" w:hAnsi="Times New Roman" w:eastAsia="Times New Roman" w:cs="Times New Roman"/>
-                <w:color w:val="333333"/>
-                <w:sz w:val="24"/>
-                <w:szCs w:val="24"/>
-              </w:rPr>
-              <w:t xml:space="preserve">обеспечивается доступ всем гражданам, имеющим законную цель </w:t>
-            </w:r>
-            <w:r>
-              <w:rPr>
-                <w:rFonts w:ascii="Times New Roman" w:hAnsi="Times New Roman" w:eastAsia="Times New Roman" w:cs="Times New Roman"/>
-                <w:color w:val="333333"/>
-                <w:sz w:val="24"/>
-                <w:szCs w:val="24"/>
-                <w:shd w:val="clear" w:color="auto" w:fill="D9EAD3"/>
-              </w:rPr>
-              <w:t xml:space="preserve">визита. Прилегающая территория Форта Занкудо является территорией свободного посещения: наличие цели визита для нахождения на ней не требуется.</w:t>
-            </w:r>
-          </w:p>
-        </w:tc>
-      </w:tr>
-      <w:tr>
-        <w:tc>
-          <w:tcPr>
-            <w:tcW w:w="5940" w:type="dxa"/>
-            <w:shd w:val="clear" w:color="auto" w:fill="auto"/>
-            <w:tcMar>
-              <w:top w:w="100" w:type="dxa"/>
-              <w:left w:w="100" w:type="dxa"/>
-              <w:bottom w:w="100" w:type="dxa"/>
-              <w:right w:w="100" w:type="dxa"/>
-            </w:tcMar>
-          </w:tcPr>
-          <w:p>
-            <w:pPr>
-              <w:widowControl w:val="0"/>
-              <w:spacing w:line="240" w:lineRule="auto"/>
-              <w:jc w:val="both"/>
-            </w:pPr>
-            <w:r>
-              <w:rPr>
-                <w:rFonts w:ascii="Times New Roman" w:hAnsi="Times New Roman" w:eastAsia="Times New Roman" w:cs="Times New Roman"/>
-                <w:color w:val="333333"/>
-                <w:sz w:val="24"/>
-                <w:szCs w:val="24"/>
-              </w:rPr>
-              <w:t xml:space="preserve">Статья 6. Визуализация, примечание</w:t>
-            </w:r>
-          </w:p>
-          <w:p>
-            <w:pPr>
-              <w:widowControl w:val="0"/>
-              <w:spacing w:line="240" w:lineRule="auto"/>
-              <w:jc w:val="both"/>
-            </w:pPr>
-            <w:r>
-              <w:rPr>
-                <w:rFonts w:ascii="Times New Roman" w:hAnsi="Times New Roman" w:eastAsia="Times New Roman" w:cs="Times New Roman"/>
-                <w:color w:val="333333"/>
-                <w:sz w:val="24"/>
-                <w:szCs w:val="24"/>
-              </w:rPr>
-              <w:t xml:space="preserve">Примечание: в случаях нарушения действующего законодательства на прилегающих территориях к государственным объектам, по требованию уполномоченного сотрудника (представителя организации, за которой закреплена территория) лицо обязуется покинуть данную </w:t>
-            </w:r>
-            <w:r>
-              <w:rPr>
-                <w:rFonts w:ascii="Times New Roman" w:hAnsi="Times New Roman" w:eastAsia="Times New Roman" w:cs="Times New Roman"/>
-                <w:color w:val="333333"/>
-                <w:sz w:val="24"/>
-                <w:szCs w:val="24"/>
-                <w:shd w:val="clear" w:color="auto" w:fill="F4CCCC"/>
-              </w:rPr>
-              <w:t xml:space="preserve">территорию.</w:t>
-            </w:r>
-          </w:p>
-        </w:tc>
-        <w:tc>
-          <w:tcPr>
-            <w:tcW w:w="5940" w:type="dxa"/>
-            <w:shd w:val="clear" w:color="auto" w:fill="auto"/>
-            <w:tcMar>
-              <w:top w:w="100" w:type="dxa"/>
-              <w:left w:w="100" w:type="dxa"/>
-              <w:bottom w:w="100" w:type="dxa"/>
-              <w:right w:w="100" w:type="dxa"/>
-            </w:tcMar>
-          </w:tcPr>
-          <w:p>
-            <w:pPr>
-              <w:widowControl w:val="0"/>
-              <w:spacing w:line="240" w:lineRule="auto"/>
-              <w:jc w:val="both"/>
-            </w:pPr>
-            <w:r>
-              <w:rPr>
-                <w:rFonts w:ascii="Times New Roman" w:hAnsi="Times New Roman" w:eastAsia="Times New Roman" w:cs="Times New Roman"/>
-                <w:color w:val="333333"/>
-                <w:sz w:val="24"/>
-                <w:szCs w:val="24"/>
-              </w:rPr>
-              <w:t xml:space="preserve">Статья 6. Визуализация, примечание</w:t>
-            </w:r>
-          </w:p>
-          <w:p>
-            <w:pPr>
-              <w:widowControl w:val="0"/>
-              <w:spacing w:line="240" w:lineRule="auto"/>
-              <w:jc w:val="both"/>
-            </w:pPr>
-            <w:r>
-              <w:rPr>
-                <w:rFonts w:ascii="Times New Roman" w:hAnsi="Times New Roman" w:eastAsia="Times New Roman" w:cs="Times New Roman"/>
-                <w:color w:val="333333"/>
-                <w:sz w:val="24"/>
-                <w:szCs w:val="24"/>
-              </w:rPr>
-              <w:t xml:space="preserve">Примечание: в случаях нарушения действующего законодательства на прилегающих территориях к государственным объектам, по требованию уполномоченного сотрудника (представителя организации, за которой закреплена территория) лицо обязуется покинуть данную </w:t>
-            </w:r>
-            <w:r>
-              <w:rPr>
-                <w:rFonts w:ascii="Times New Roman" w:hAnsi="Times New Roman" w:eastAsia="Times New Roman" w:cs="Times New Roman"/>
-                <w:color w:val="333333"/>
-                <w:sz w:val="24"/>
-                <w:szCs w:val="24"/>
-                <w:shd w:val="clear" w:color="auto" w:fill="D9EAD3"/>
-              </w:rPr>
-              <w:t xml:space="preserve">территорию. Настоящее примечание не применяется к прилегающей территории Форта Занкудо: требование покинуть её может быть заявлено только военнослужащими Национальной гвардии либо иными уполномоченными сотрудниками правоохранительных органов и только при нарушении лицом действующего законодательства.</w:t>
-            </w:r>
-          </w:p>
-        </w:tc>
-      </w:tr>
-      <w:tr>
-        <w:tc>
-          <w:tcPr>
-            <w:tcW w:w="5940" w:type="dxa"/>
-            <w:shd w:val="clear" w:color="auto" w:fill="auto"/>
-            <w:tcMar>
-              <w:top w:w="100" w:type="dxa"/>
-              <w:left w:w="100" w:type="dxa"/>
-              <w:bottom w:w="100" w:type="dxa"/>
-              <w:right w:w="100" w:type="dxa"/>
-            </w:tcMar>
-          </w:tcPr>
-          <w:p>
-            <w:pPr>
-              <w:widowControl w:val="0"/>
-              <w:spacing w:line="240" w:lineRule="auto"/>
-              <w:jc w:val="both"/>
-            </w:pPr>
-            <w:r>
-              <w:rPr>
-                <w:rFonts w:ascii="Times New Roman" w:hAnsi="Times New Roman" w:eastAsia="Times New Roman" w:cs="Times New Roman"/>
-                <w:color w:val="333333"/>
-                <w:sz w:val="24"/>
-                <w:szCs w:val="24"/>
-              </w:rPr>
-              <w:t xml:space="preserve">Статья 7. Права сотрудников</w:t>
-            </w:r>
-          </w:p>
-          <w:p>
-            <w:pPr>
-              <w:widowControl w:val="0"/>
-              <w:spacing w:line="240" w:lineRule="auto"/>
-              <w:jc w:val="both"/>
-            </w:pPr>
-            <w:r>
-              <w:rPr>
-                <w:rFonts w:ascii="Times New Roman" w:hAnsi="Times New Roman" w:eastAsia="Times New Roman" w:cs="Times New Roman"/>
-                <w:color w:val="333333"/>
-                <w:sz w:val="24"/>
-                <w:szCs w:val="24"/>
-              </w:rPr>
-              <w:t xml:space="preserve">Сотрудники правоохранительных органов, военнослужащие вправе требовать от граждан назвать причину пребывания на прилегающих территориях, проверять </w:t>
-            </w:r>
-            <w:r>
-              <w:rPr>
-                <w:rFonts w:ascii="Times New Roman" w:hAnsi="Times New Roman" w:eastAsia="Times New Roman" w:cs="Times New Roman"/>
-                <w:color w:val="333333"/>
-                <w:sz w:val="24"/>
-                <w:szCs w:val="24"/>
-                <w:shd w:val="clear" w:color="auto" w:fill="F4CCCC"/>
-              </w:rPr>
-              <w:t xml:space="preserve">документы </w:t>
-            </w:r>
-            <w:r>
-              <w:rPr>
-                <w:rFonts w:ascii="Times New Roman" w:hAnsi="Times New Roman" w:eastAsia="Times New Roman" w:cs="Times New Roman"/>
-                <w:color w:val="333333"/>
-                <w:sz w:val="24"/>
-                <w:szCs w:val="24"/>
-              </w:rPr>
-              <w:t xml:space="preserve">удостоверяющие </w:t>
-            </w:r>
-            <w:r>
-              <w:rPr>
-                <w:rFonts w:ascii="Times New Roman" w:hAnsi="Times New Roman" w:eastAsia="Times New Roman" w:cs="Times New Roman"/>
-                <w:color w:val="333333"/>
-                <w:sz w:val="24"/>
-                <w:szCs w:val="24"/>
-                <w:shd w:val="clear" w:color="auto" w:fill="F4CCCC"/>
-              </w:rPr>
-              <w:t xml:space="preserve">личность.</w:t>
-            </w:r>
-          </w:p>
-        </w:tc>
-        <w:tc>
-          <w:tcPr>
-            <w:tcW w:w="5940" w:type="dxa"/>
-            <w:shd w:val="clear" w:color="auto" w:fill="auto"/>
-            <w:tcMar>
-              <w:top w:w="100" w:type="dxa"/>
-              <w:left w:w="100" w:type="dxa"/>
-              <w:bottom w:w="100" w:type="dxa"/>
-              <w:right w:w="100" w:type="dxa"/>
-            </w:tcMar>
-          </w:tcPr>
-          <w:p>
-            <w:pPr>
-              <w:widowControl w:val="0"/>
-              <w:spacing w:line="240" w:lineRule="auto"/>
-              <w:jc w:val="both"/>
-            </w:pPr>
-            <w:r>
-              <w:rPr>
-                <w:rFonts w:ascii="Times New Roman" w:hAnsi="Times New Roman" w:eastAsia="Times New Roman" w:cs="Times New Roman"/>
-                <w:color w:val="333333"/>
-                <w:sz w:val="24"/>
-                <w:szCs w:val="24"/>
-              </w:rPr>
-              <w:t xml:space="preserve">Статья 7. Права сотрудников</w:t>
-            </w:r>
-          </w:p>
-          <w:p>
-            <w:pPr>
-              <w:widowControl w:val="0"/>
-              <w:spacing w:line="240" w:lineRule="auto"/>
-              <w:jc w:val="both"/>
-            </w:pPr>
-            <w:r>
-              <w:rPr>
-                <w:rFonts w:ascii="Times New Roman" w:hAnsi="Times New Roman" w:eastAsia="Times New Roman" w:cs="Times New Roman"/>
-                <w:color w:val="333333"/>
-                <w:sz w:val="24"/>
-                <w:szCs w:val="24"/>
-              </w:rPr>
-              <w:t xml:space="preserve">Сотрудники правоохранительных органов, военнослужащие вправе требовать от граждан назвать причину пребывания на прилегающих территориях, проверять </w:t>
-            </w:r>
-            <w:r>
-              <w:rPr>
-                <w:rFonts w:ascii="Times New Roman" w:hAnsi="Times New Roman" w:eastAsia="Times New Roman" w:cs="Times New Roman"/>
-                <w:color w:val="333333"/>
-                <w:sz w:val="24"/>
-                <w:szCs w:val="24"/>
-                <w:shd w:val="clear" w:color="auto" w:fill="D9EAD3"/>
-              </w:rPr>
-              <w:t xml:space="preserve">документы, </w:t>
-            </w:r>
-            <w:r>
-              <w:rPr>
-                <w:rFonts w:ascii="Times New Roman" w:hAnsi="Times New Roman" w:eastAsia="Times New Roman" w:cs="Times New Roman"/>
-                <w:color w:val="333333"/>
-                <w:sz w:val="24"/>
-                <w:szCs w:val="24"/>
-              </w:rPr>
-              <w:t xml:space="preserve">удостоверяющие </w:t>
-            </w:r>
-            <w:r>
-              <w:rPr>
-                <w:rFonts w:ascii="Times New Roman" w:hAnsi="Times New Roman" w:eastAsia="Times New Roman" w:cs="Times New Roman"/>
-                <w:color w:val="333333"/>
-                <w:sz w:val="24"/>
-                <w:szCs w:val="24"/>
-                <w:shd w:val="clear" w:color="auto" w:fill="D9EAD3"/>
-              </w:rPr>
-              <w:t xml:space="preserve">личность. На прилегающей территории Форта Занкудо, являющейся территорией свободного посещения, сотрудники вправе требовать назвать причину пребывания только при наличии оснований полагать, что лицо совершает или совершило правонарушение.</w:t>
+              <w:t xml:space="preserve">территорию. Положения настоящей статьи в части требования о наличии цели визита и в части требования покинуть территорию не применяются к прилегающей территории Форта Занкудо, режим которой установлен пунктом «а» статьи 4 настоящего Приложения.</w:t>
             </w:r>
           </w:p>
         </w:tc>
